--- a/daily-reports/2026-10-26/report.docx
+++ b/daily-reports/2026-10-26/report.docx
@@ -28,20 +28,20 @@
         <w:pStyle w:val="Heading2"/>
       </w:pPr>
       <w:r>
-        <w:t>1. pengchujin/aerial-tv  ⭐ 5,316</w:t>
+        <w:t>1. pengchujin/aerial-tv  ⭐ 5,369</w:t>
       </w:r>
     </w:p>
     <w:p>
       <w:r>
-        <w:t>语言：Kotlin ｜ Stars：5,316 ｜ Forks：439</w:t>
+        <w:t>语言：Kotlin ｜ Stars：5,369 ｜ Forks：445</w:t>
         <w:br/>
       </w:r>
       <w:r>
-        <w:t>这是什么：这是一个给国产智能电视用的开源桌面软件，界面参照苹果电视系统（tvOS）的风格设计，干净清爽没有广告，安装后开机就会自动接管电视桌面。</w:t>
+        <w:t>这是什么：这是一个给国产电视用的开源桌面（也就是电视开机后看到的那个主界面），参照苹果 tvOS 的风格设计，没有广告，安装后能自动接管开机画面。</w:t>
         <w:br/>
       </w:r>
       <w:r>
-        <w:t>能用来做什么：可以用来替换小米、TCL 等国产电视自带的广告多、卡顿的桌面，让电视开机后直接进入简洁美观的界面，日常追剧、看应用更省心。</w:t>
+        <w:t>能用来做什么：适合想给小米、TCL 等国产电视换掉原厂广告桌面的用户，装好后开机直接进入干净清爽的界面。</w:t>
         <w:br/>
       </w:r>
       <w:r>
@@ -49,7 +49,7 @@
         <w:br/>
       </w:r>
       <w:r>
-        <w:t>对新手有什么帮助：适合想摆脱电视广告困扰的普通用户直接安装使用，也适合想学习 Android TV 桌面开发的新手参考代码。</w:t>
+        <w:t>对新手有什么帮助：如果你讨厌电视开机广告，可以直接用它替换桌面；对想学 Android 开发的新手，也是一个能看懂界面怎么做的入门例子。</w:t>
         <w:br/>
       </w:r>
       <w:r>
@@ -61,28 +61,28 @@
         <w:pStyle w:val="Heading2"/>
       </w:pPr>
       <w:r>
-        <w:t>2. JustAResearcher/gpu-unlock-ada  ⭐ 3,071</w:t>
+        <w:t>2. JustAResearcher/gpu-unlock-ada  ⭐ 3,139</w:t>
       </w:r>
     </w:p>
     <w:p>
       <w:r>
-        <w:t>语言：C ｜ Stars：3,071 ｜ Forks：397</w:t>
+        <w:t>语言：C ｜ Stars：3,139 ｜ Forks：408</w:t>
         <w:br/>
       </w:r>
       <w:r>
-        <w:t>这是什么：这是一个针对 RTX 4090 和实验性 RTX 4070 Ti SUPER 显卡的“解锁”项目，通过本地生成固件来释放显卡的某些计算能力。</w:t>
+        <w:t>这是什么：这是一个针对 RTX 4090 和实验性 RTX 4070 Ti SUPER 显卡的“解锁”项目，通过本地生成固件来开启显卡的某些计算能力。</w:t>
         <w:br/>
       </w:r>
       <w:r>
-        <w:t>能用来做什么：主要供硬件爱好者和研究者在自己电脑上尝试解锁显卡性能，用于跑 AI 计算或做硬件实验，普通用户不建议随意尝试。</w:t>
+        <w:t>能用来做什么：面向喜欢折腾显卡、想挖掘硬件潜力的进阶玩家，用来研究显卡固件和性能调校。</w:t>
         <w:br/>
       </w:r>
       <w:r>
-        <w:t>适用领域：硬件研究、显卡性能调优、AI 计算</w:t>
+        <w:t>适用领域：硬件折腾、显卡调校、底层系统研究</w:t>
         <w:br/>
       </w:r>
       <w:r>
-        <w:t>对新手有什么帮助：适合对显卡底层原理感兴趣的进阶玩家学习研究，但操作有风险，零基础新手不建议直接动手。</w:t>
+        <w:t>对新手有什么帮助：普通新手不建议轻易尝试，但可以把它当作了解显卡固件和底层硬件如何工作的科普材料。</w:t>
         <w:br/>
       </w:r>
       <w:r>
@@ -94,28 +94,28 @@
         <w:pStyle w:val="Heading2"/>
       </w:pPr>
       <w:r>
-        <w:t>3. xevrion/hatchzip  ⭐ 1,967</w:t>
+        <w:t>3. xevrion/hatchzip  ⭐ 1,971</w:t>
       </w:r>
     </w:p>
     <w:p>
       <w:r>
-        <w:t>语言：Rust ｜ Stars：1,967 ｜ Forks：52</w:t>
+        <w:t>语言：Rust ｜ Stars：1,971 ｜ Forks：52</w:t>
         <w:br/>
       </w:r>
       <w:r>
-        <w:t>这是什么：这是一个免费开源的压缩包解压工具，支持 Windows、macOS 和 Linux，能解压 ZIP、7z、RAR、tar 以及分卷压缩包，而且采用“原地解压”方式，只需要预留解压后文件大小的空间。</w:t>
+        <w:t>这是什么：这是一个免费开源的压缩包解压工具，支持 ZIP、7z、RAR、tar 以及分卷压缩包，可以边解压边释放空间，所以只需要留出解压后文件大小的空间。</w:t>
         <w:br/>
       </w:r>
       <w:r>
-        <w:t>能用来做什么：可以用来替代收费的解压软件，在磁盘空间紧张时解压大文件，或者用命令行批量处理压缩包。</w:t>
+        <w:t>能用来做什么：在 Windows、macOS 或 Linux 上解压各种格式的压缩文件，既有图形界面也有命令行版本，适合硬盘空间紧张时使用。</w:t>
         <w:br/>
       </w:r>
       <w:r>
-        <w:t>适用领域：文件管理、桌面软件、命令行工具</w:t>
+        <w:t>适用领域：日常办公、文件管理、跨平台软件使用</w:t>
         <w:br/>
       </w:r>
       <w:r>
-        <w:t>对新手有什么帮助：适合普通用户免费替代 WinRAR 等收费工具，也适合想学习 Rust 编写桌面和命令行程序的新手参考。</w:t>
+        <w:t>对新手有什么帮助：可以直接帮你解压各种压缩包，而且不用先腾出双倍空间；对想学编程的人，它也是了解跨平台桌面软件怎么写的好例子。</w:t>
         <w:br/>
       </w:r>
       <w:r>
@@ -127,28 +127,28 @@
         <w:pStyle w:val="Heading2"/>
       </w:pPr>
       <w:r>
-        <w:t>4. wesbos/3d-model-anything  ⭐ 1,962</w:t>
+        <w:t>4. wesbos/3d-model-anything  ⭐ 1,969</w:t>
       </w:r>
     </w:p>
     <w:p>
       <w:r>
-        <w:t>语言：Swift ｜ Stars：1,962 ｜ Forks：292</w:t>
+        <w:t>语言：Swift ｜ Stars：1,969 ｜ Forks：292</w:t>
         <w:br/>
       </w:r>
       <w:r>
-        <w:t>这是什么：这个项目用 iPhone 的激光雷达（LiDAR）和照片扫描真实空间，再自动重建出可以在浏览器里查看和编辑的 3D 房间模型。</w:t>
+        <w:t>这是什么：这个项目用 iPhone 的激光雷达（LiDAR，一种能测距离的传感器）和照片扫描房间，再在电脑上重建出可以编辑的 Three.js 三维房间模型，并在浏览器里浏览。</w:t>
         <w:br/>
       </w:r>
       <w:r>
-        <w:t>能用来做什么：可以用来给自家房间做 3D 建模，用于装修设计、房产展示，或者在网页里沉浸式浏览某个空间。</w:t>
+        <w:t>能用来做什么：适合想把真实房间变成可编辑 3D 场景的人，比如做室内设计预览、虚拟看房或 3D 网页展示。</w:t>
         <w:br/>
       </w:r>
       <w:r>
-        <w:t>适用领域：3D 建模、室内设计、网页 3D 展示</w:t>
+        <w:t>适用领域：三维建模、室内设计、网页 3D 展示、AR 应用</w:t>
         <w:br/>
       </w:r>
       <w:r>
-        <w:t>对新手有什么帮助：适合对 3D 扫描和网页 3D 感兴趣的新手，跟着项目就能体验从手机扫描到浏览器展示的完整流程。</w:t>
+        <w:t>对新手有什么帮助：想入门 3D 扫描和网页三维展示的新手可以跟着它了解从手机扫描到浏览器展示的完整流程。</w:t>
         <w:br/>
       </w:r>
       <w:r>
@@ -160,28 +160,28 @@
         <w:pStyle w:val="Heading2"/>
       </w:pPr>
       <w:r>
-        <w:t>5. ikow/php2shell-poc  ⭐ 1,800</w:t>
+        <w:t>5. ikow/php2shell-poc  ⭐ 1,803</w:t>
       </w:r>
     </w:p>
     <w:p>
       <w:r>
-        <w:t>语言：Python ｜ Stars：1,800 ｜ Forks：622</w:t>
+        <w:t>语言：Python ｜ Stars：1,803 ｜ Forks：623</w:t>
         <w:br/>
       </w:r>
       <w:r>
-        <w:t>这是什么：这是一个安全研究项目，公开了 PHP 中 session.upload_progress 相关的 5 条远程代码执行（RCE，即攻击者能在服务器上运行任意代码）攻击链，并附带检测规则。</w:t>
+        <w:t>这是什么：这是一个安全研究项目，公开了 PHP 中 session.upload_progress 相关的 5 条远程代码执行（RCE，即攻击者能在服务器上运行自己的代码）攻击链，并附带检测规则。</w:t>
         <w:br/>
       </w:r>
       <w:r>
-        <w:t>能用来做什么：安全人员可以用它来测试自己的服务器是否存在这类漏洞，并借助附带的规则在防护设备上检测攻击行为。</w:t>
+        <w:t>能用来做什么：安全研究人员和运维人员用它来复现漏洞、测试自己的服务器是否受影响，并配置 Suricata、Sigma、ModSecurity 等检测规则。</w:t>
         <w:br/>
       </w:r>
       <w:r>
-        <w:t>适用领域：网络安全、漏洞研究、入侵检测</w:t>
+        <w:t>适用领域：网络安全、漏洞研究、服务器防护</w:t>
         <w:br/>
       </w:r>
       <w:r>
-        <w:t>对新手有什么帮助：适合学习 Web 安全的新手了解真实漏洞的原理和防御方法，但只能用于合法授权的测试，切勿用于攻击他人系统。</w:t>
+        <w:t>对新手有什么帮助：不适合零基础新手直接上手，但可以作为了解 Web 安全漏洞和防御检测规则的进阶学习材料。</w:t>
         <w:br/>
       </w:r>
       <w:r>
@@ -212,7 +212,7 @@
         <w:t>A 10-year-old CNN outperforms frontier LLMs for skin cancer diagnosis</w:t>
       </w:r>
       <w:r>
-        <w:t>（👍 504）</w:t>
+        <w:t>（👍 509）</w:t>
       </w:r>
       <w:r>
         <w:br/>
@@ -220,7 +220,7 @@
       </w:r>
       <w:r>
         <w:br/>
-        <w:t>摘要：一项研究发现，一个十年前设计的卷积神经网络（CNN）在皮肤癌诊断任务上超过了当前的前沿大语言模型，提示在特定医学影像任务中，专用小模型仍可能优于通用大模型。</w:t>
+        <w:t>摘要：一项研究显示，一个已有十年历史的卷积神经网络（CNN）在皮肤癌诊断任务上表现优于当前的前沿大语言模型，说明在特定医学影像任务中，专用小模型仍可能比通用大模型更可靠、更高效。</w:t>
       </w:r>
     </w:p>
     <w:p>
@@ -231,7 +231,7 @@
         <w:t>OpenAI and Anthropic cut their LLM prices by up to 80% within a few months. Why?</w:t>
       </w:r>
       <w:r>
-        <w:t>（👍 233）</w:t>
+        <w:t>（👍 245）</w:t>
       </w:r>
       <w:r>
         <w:br/>
@@ -239,7 +239,7 @@
       </w:r>
       <w:r>
         <w:br/>
-        <w:t>摘要：OpenAI 与 Anthropic 在数月内将大模型 API 价格下调最高达 80%，反映出推理成本下降、模型效率提升以及厂商间激烈的价格竞争，对开发者使用成本影响显著。</w:t>
+        <w:t>摘要：OpenAI 与 Anthropic 在数月内将 LLM 价格下调最高达 80%，引发对降价动因的讨论，可能涉及推理成本下降、模型效率提升以及激烈的市场竞争与抢占开发者生态。</w:t>
       </w:r>
     </w:p>
     <w:p>
@@ -263,7 +263,7 @@
       </w:r>
       <w:r>
         <w:br/>
-        <w:t>摘要：报道围绕奥特曼关于 AI 与数学研究的言论引发反转讨论，陶哲轩等学者认为 AI 辅助数学的“英雄时代”正在退场，值得关注 AI 在数学研究中角色定位的变化。</w:t>
+        <w:t>摘要：报道称奥特曼披露数学家在使用 AI 后五天内心态发生反转，陶哲轩则评论 AI 正在改变数学研究方式、'英雄式'个人突破的时代逐渐退场，反映 AI 对基础科研范式的冲击。</w:t>
       </w:r>
     </w:p>
     <w:p>
@@ -287,7 +287,7 @@
       </w:r>
       <w:r>
         <w:br/>
-        <w:t>摘要：Cloudflare 的 OHTTP 网关设计为不解密经其传入的请求，从而在提供中继服务的同时保护用户隐私，体现了隐私增强技术在网络基础设施中的落地。</w:t>
+        <w:t>摘要：Cloudflare 的 OHTTP 网关设计为不解密经由 Cloudflare 传入的请求，从而在提供隐私代理转发的同时避免自身接触明文内容，值得关注其对隐私保护与网络中间层信任模型的改进。</w:t>
       </w:r>
     </w:p>
     <w:sectPr>
